--- a/water-erp/apps/api/模板文件/询比采购公示.docx
+++ b/water-erp/apps/api/模板文件/询比采购公示.docx
@@ -872,33 +872,6 @@
           <w:szCs w:val="32"/>
         </w:rPr>
         <w:t>}}</w:t>
-      </w:r>
-      <w:r>
-        <w:rPr>
-          <w:rFonts w:ascii="Times New Roman" w:eastAsia="仿宋" w:hAnsi="Times New Roman" w:cs="Times New Roman" w:hint="eastAsia"/>
-          <w:color w:val="000000"/>
-          <w:sz w:val="32"/>
-          <w:szCs w:val="32"/>
-        </w:rPr>
-        <w:t>（</w:t>
-      </w:r>
-      <w:r>
-        <w:rPr>
-          <w:rFonts w:ascii="Times New Roman" w:eastAsia="仿宋" w:hAnsi="Times New Roman" w:cs="Times New Roman"/>
-          <w:color w:val="000000"/>
-          <w:sz w:val="32"/>
-          <w:szCs w:val="32"/>
-        </w:rPr>
-        <w:t>公示期限根据采购文件相关规定选取</w:t>
-      </w:r>
-      <w:r>
-        <w:rPr>
-          <w:rFonts w:ascii="Times New Roman" w:eastAsia="仿宋" w:hAnsi="Times New Roman" w:cs="Times New Roman" w:hint="eastAsia"/>
-          <w:color w:val="000000"/>
-          <w:sz w:val="32"/>
-          <w:szCs w:val="32"/>
-        </w:rPr>
-        <w:t>）</w:t>
       </w:r>
       <w:r>
         <w:rPr>

--- a/water-erp/apps/api/模板文件/询比采购公示.docx
+++ b/water-erp/apps/api/模板文件/询比采购公示.docx
@@ -54,20 +54,6 @@
           <w:szCs w:val="43"/>
         </w:rPr>
         <w:t>项目名称}}</w:t>
-      </w:r>
-      <w:r>
-        <w:rPr>
-          <w:rFonts w:ascii="宋体" w:hAnsi="宋体" w:cs="宋体" w:hint="eastAsia"/>
-          <w:b/>
-          <w:bCs/>
-          <w:snapToGrid w:val="0"/>
-          <w:color w:val="000000"/>
-          <w:spacing w:val="-5"/>
-          <w:kern w:val="0"/>
-          <w:sz w:val="43"/>
-          <w:szCs w:val="43"/>
-        </w:rPr>
-        <w:t>采购</w:t>
       </w:r>
     </w:p>
     <w:p>
@@ -766,7 +752,7 @@
           <w:sz w:val="31"/>
           <w:szCs w:val="31"/>
         </w:rPr>
-        <w:t>公示期限</w:t>
+        <w:t>四、公示期限</w:t>
       </w:r>
     </w:p>
     <w:p>
@@ -938,7 +924,7 @@
           <w:sz w:val="31"/>
           <w:szCs w:val="31"/>
         </w:rPr>
-        <w:t>开标时间及地点</w:t>
+        <w:t>五、开标时间及地点</w:t>
       </w:r>
     </w:p>
     <w:p>
@@ -1127,7 +1113,7 @@
           <w:szCs w:val="31"/>
         </w:rPr>
         <w:lastRenderedPageBreak/>
-        <w:t>联系方式</w:t>
+        <w:t>六、联系方式</w:t>
       </w:r>
     </w:p>
     <w:p>
